--- a/Docs/KLTN2026_Nhom35/LỜI CẢM ƠN.docx
+++ b/Docs/KLTN2026_Nhom35/LỜI CẢM ƠN.docx
@@ -30,12 +30,6 @@
       <w:r>
         <w:t xml:space="preserve">Trước tiên chúng em xin gửi lời cảm ơn chân thành nhất tới các thầy cô giáo trong trường Đại học Duy Tân nói chung và các thầy cô giáo trong khoa Công nghệ Thông Tin - bộ môn Công Nghệ Phần Mềm nói riêng đã tận tình giảng dạy, truyền đạt cho chúng em những kiến thức, kinh nghiệm quý báu trong suốt thời gian qua. </w:t>
       </w:r>
-    </w:p>
-    <w:p>
-      <w:pPr>
-        <w:spacing w:before="120" w:after="120" w:line="360" w:lineRule="auto"/>
-        <w:jc w:val="both"/>
-      </w:pPr>
     </w:p>
     <w:p>
       <w:pPr>
@@ -178,7 +172,31 @@
         <w:rPr>
           <w:color w:val="000000"/>
         </w:rPr>
-        <w:t xml:space="preserve">Những nội dung trong đồ án này là do chúng tôi thực hiện dưới sự hướng dẫn trực tiếp của Thầy Nguyễn Minh Nhật  </w:t>
+        <w:t xml:space="preserve">Những nội dung trong đồ án này là do chúng </w:t>
+      </w:r>
+      <w:r>
+        <w:rPr>
+          <w:color w:val="000000"/>
+        </w:rPr>
+        <w:t>em</w:t>
+      </w:r>
+      <w:r>
+        <w:rPr>
+          <w:color w:val="000000"/>
+        </w:rPr>
+        <w:t xml:space="preserve"> thực hiện dưới sự hướng dẫn trực tiếp của Thầy </w:t>
+      </w:r>
+      <w:r>
+        <w:rPr>
+          <w:color w:val="000000"/>
+        </w:rPr>
+        <w:t>Nguyễn Thanh Trung</w:t>
+      </w:r>
+      <w:r>
+        <w:rPr>
+          <w:color w:val="000000"/>
+        </w:rPr>
+        <w:t xml:space="preserve">  </w:t>
       </w:r>
     </w:p>
     <w:p>
@@ -239,7 +257,19 @@
           <w:color w:val="000000"/>
         </w:rPr>
         <w:br/>
-        <w:t>chúng tôi xin chịu hoàn toàn trách nhiệm.</w:t>
+        <w:t xml:space="preserve">chúng </w:t>
+      </w:r>
+      <w:r>
+        <w:rPr>
+          <w:color w:val="000000"/>
+        </w:rPr>
+        <w:t>em</w:t>
+      </w:r>
+      <w:r>
+        <w:rPr>
+          <w:color w:val="000000"/>
+        </w:rPr>
+        <w:t xml:space="preserve"> xin chịu hoàn toàn trách nhiệm.</w:t>
       </w:r>
     </w:p>
     <w:p>
